--- a/books/the-Balance-of-the-Tongue/en/The Balance of the Tongue - Existential Classification Engineering in the Quranic System.docx
+++ b/books/the-Balance-of-the-Tongue/en/The Balance of the Tongue - Existential Classification Engineering in the Quranic System.docx
@@ -159,6 +159,15 @@
       <w:pPr>
         <w:bidi w:val="0"/>
       </w:pPr>
+      <w:r>
+        <w:rPr>
+          <w:rtl/>
+        </w:rPr>
+        <w:t>(</w:t>
+      </w:r>
+      <w:r>
+        <w:t>The Operational Guide to Liberating Consciousness from "Historical Narrative" to "Structural Depth"</w:t>
+      </w:r>
     </w:p>
     <w:p>
       <w:pPr>
@@ -3518,23 +3527,7 @@
                 <w:b/>
                 <w:bCs/>
               </w:rPr>
-              <w:t xml:space="preserve">The Mirroring State: The entity that pairs with a source, internalizes the command (Amr), and reflects it into a tangible, </w:t>
-            </w:r>
-            <w:proofErr w:type="gramStart"/>
-            <w:r>
-              <w:rPr>
-                <w:b/>
-                <w:bCs/>
-              </w:rPr>
-              <w:t>lived</w:t>
-            </w:r>
-            <w:proofErr w:type="gramEnd"/>
-            <w:r>
-              <w:rPr>
-                <w:b/>
-                <w:bCs/>
-              </w:rPr>
-              <w:t xml:space="preserve"> reality.</w:t>
+              <w:t>The Mirroring State: The entity that pairs with a source, internalizes the command (Amr), and reflects it into a tangible, lived reality.</w:t>
             </w:r>
           </w:p>
         </w:tc>
@@ -5440,31 +5433,7 @@
                 <w:lang w:bidi="ar-SA"/>
                 <w14:ligatures w14:val="none"/>
               </w:rPr>
-              <w:t xml:space="preserve"> The stability </w:t>
-            </w:r>
-            <w:proofErr w:type="gramStart"/>
-            <w:r>
-              <w:rPr>
-                <w:rFonts w:ascii="Arial" w:eastAsia="Times New Roman" w:hAnsi="Arial" w:cs="Arial"/>
-                <w:color w:val="1F1F1F"/>
-                <w:kern w:val="0"/>
-                <w:bdr w:val="none" w:sz="0" w:space="0" w:color="auto" w:frame="1"/>
-                <w:lang w:bidi="ar-SA"/>
-                <w14:ligatures w14:val="none"/>
-              </w:rPr>
-              <w:t>program;</w:t>
-            </w:r>
-            <w:proofErr w:type="gramEnd"/>
-            <w:r>
-              <w:rPr>
-                <w:rFonts w:ascii="Arial" w:eastAsia="Times New Roman" w:hAnsi="Arial" w:cs="Arial"/>
-                <w:color w:val="1F1F1F"/>
-                <w:kern w:val="0"/>
-                <w:bdr w:val="none" w:sz="0" w:space="0" w:color="auto" w:frame="1"/>
-                <w:lang w:bidi="ar-SA"/>
-                <w14:ligatures w14:val="none"/>
-              </w:rPr>
-              <w:t xml:space="preserve"> confirms that laws and attributes are continuous states, not temporary glitches.</w:t>
+              <w:t xml:space="preserve"> The stability program; confirms that laws and attributes are continuous states, not temporary glitches.</w:t>
             </w:r>
           </w:p>
         </w:tc>
@@ -10161,7 +10130,6 @@
   <w:style w:type="character" w:default="1" w:styleId="Policepardfaut">
     <w:name w:val="Default Paragraph Font"/>
     <w:uiPriority w:val="1"/>
-    <w:semiHidden/>
     <w:unhideWhenUsed/>
   </w:style>
   <w:style w:type="table" w:default="1" w:styleId="TableauNormal">

--- a/books/the-Balance-of-the-Tongue/en/The Balance of the Tongue - Existential Classification Engineering in the Quranic System.docx
+++ b/books/the-Balance-of-the-Tongue/en/The Balance of the Tongue - Existential Classification Engineering in the Quranic System.docx
@@ -159,15 +159,6 @@
       <w:pPr>
         <w:bidi w:val="0"/>
       </w:pPr>
-      <w:r>
-        <w:rPr>
-          <w:rtl/>
-        </w:rPr>
-        <w:t>(</w:t>
-      </w:r>
-      <w:r>
-        <w:t>The Operational Guide to Liberating Consciousness from "Historical Narrative" to "Structural Depth"</w:t>
-      </w:r>
     </w:p>
     <w:p>
       <w:pPr>
@@ -3527,7 +3518,23 @@
                 <w:b/>
                 <w:bCs/>
               </w:rPr>
-              <w:t>The Mirroring State: The entity that pairs with a source, internalizes the command (Amr), and reflects it into a tangible, lived reality.</w:t>
+              <w:t xml:space="preserve">The Mirroring State: The entity that pairs with a source, internalizes the command (Amr), and reflects it into a tangible, </w:t>
+            </w:r>
+            <w:proofErr w:type="gramStart"/>
+            <w:r>
+              <w:rPr>
+                <w:b/>
+                <w:bCs/>
+              </w:rPr>
+              <w:t>lived</w:t>
+            </w:r>
+            <w:proofErr w:type="gramEnd"/>
+            <w:r>
+              <w:rPr>
+                <w:b/>
+                <w:bCs/>
+              </w:rPr>
+              <w:t xml:space="preserve"> reality.</w:t>
             </w:r>
           </w:p>
         </w:tc>
@@ -5433,7 +5440,31 @@
                 <w:lang w:bidi="ar-SA"/>
                 <w14:ligatures w14:val="none"/>
               </w:rPr>
-              <w:t xml:space="preserve"> The stability program; confirms that laws and attributes are continuous states, not temporary glitches.</w:t>
+              <w:t xml:space="preserve"> The stability </w:t>
+            </w:r>
+            <w:proofErr w:type="gramStart"/>
+            <w:r>
+              <w:rPr>
+                <w:rFonts w:ascii="Arial" w:eastAsia="Times New Roman" w:hAnsi="Arial" w:cs="Arial"/>
+                <w:color w:val="1F1F1F"/>
+                <w:kern w:val="0"/>
+                <w:bdr w:val="none" w:sz="0" w:space="0" w:color="auto" w:frame="1"/>
+                <w:lang w:bidi="ar-SA"/>
+                <w14:ligatures w14:val="none"/>
+              </w:rPr>
+              <w:t>program;</w:t>
+            </w:r>
+            <w:proofErr w:type="gramEnd"/>
+            <w:r>
+              <w:rPr>
+                <w:rFonts w:ascii="Arial" w:eastAsia="Times New Roman" w:hAnsi="Arial" w:cs="Arial"/>
+                <w:color w:val="1F1F1F"/>
+                <w:kern w:val="0"/>
+                <w:bdr w:val="none" w:sz="0" w:space="0" w:color="auto" w:frame="1"/>
+                <w:lang w:bidi="ar-SA"/>
+                <w14:ligatures w14:val="none"/>
+              </w:rPr>
+              <w:t xml:space="preserve"> confirms that laws and attributes are continuous states, not temporary glitches.</w:t>
             </w:r>
           </w:p>
         </w:tc>
@@ -10130,6 +10161,7 @@
   <w:style w:type="character" w:default="1" w:styleId="Policepardfaut">
     <w:name w:val="Default Paragraph Font"/>
     <w:uiPriority w:val="1"/>
+    <w:semiHidden/>
     <w:unhideWhenUsed/>
   </w:style>
   <w:style w:type="table" w:default="1" w:styleId="TableauNormal">
